--- a/epreuves/2026-2027/Sequence_1/F5_Geography_Seq1_2026-2027.docx
+++ b/epreuves/2026-2027/Sequence_1/F5_Geography_Seq1_2026-2027.docx
@@ -875,7 +875,7 @@
                 <w:sz w:val="20"/>
                 <w:szCs w:val="20"/>
               </w:rPr>
-              <w:t xml:space="preserve"> Learners are able to manage agricultural, forest and energy resources sustainably.</w:t>
+              <w:t xml:space="preserve"> Learners are able to explain the role of agriculture, fishing and mining in the economy of Cameroon.</w:t>
             </w:r>
           </w:p>
         </w:tc>
@@ -1567,7 +1567,7 @@
           <w:sz w:val="24"/>
           <w:szCs w:val="24"/>
         </w:rPr>
-        <w:t xml:space="preserve">(a)	Classify the following energy resources into </w:t>
+        <w:t xml:space="preserve">(a)	Define fishing and state </w:t>
       </w:r>
       <w:r>
         <w:rPr>
@@ -1577,33 +1577,15 @@
           <w:sz w:val="24"/>
           <w:szCs w:val="24"/>
         </w:rPr>
-        <w:t xml:space="preserve">renewable</w:t>
-      </w:r>
-      <w:r>
-        <w:rPr>
-          <w:rFonts w:ascii="Times New Roman" w:cs="Times New Roman" w:eastAsia="Times New Roman" w:hAnsi="Times New Roman"/>
-          <w:sz w:val="24"/>
-          <w:szCs w:val="24"/>
-        </w:rPr>
-        <w:t xml:space="preserve"> and </w:t>
-      </w:r>
-      <w:r>
-        <w:rPr>
-          <w:rFonts w:ascii="Times New Roman" w:cs="Times New Roman" w:eastAsia="Times New Roman" w:hAnsi="Times New Roman"/>
-          <w:b/>
-          <w:bCs/>
-          <w:sz w:val="24"/>
-          <w:szCs w:val="24"/>
-        </w:rPr>
-        <w:t xml:space="preserve">non-renewable</w:t>
-      </w:r>
-      <w:r>
-        <w:rPr>
-          <w:rFonts w:ascii="Times New Roman" w:cs="Times New Roman" w:eastAsia="Times New Roman" w:hAnsi="Times New Roman"/>
-          <w:sz w:val="24"/>
-          <w:szCs w:val="24"/>
-        </w:rPr>
-        <w:t xml:space="preserve"> resources, and present your answer in a table: crude oil, solar energy, natural gas, hydroelectricity, coal, wind energy. </w:t>
+        <w:t xml:space="preserve">two</w:t>
+      </w:r>
+      <w:r>
+        <w:rPr>
+          <w:rFonts w:ascii="Times New Roman" w:cs="Times New Roman" w:eastAsia="Times New Roman" w:hAnsi="Times New Roman"/>
+          <w:sz w:val="24"/>
+          <w:szCs w:val="24"/>
+        </w:rPr>
+        <w:t xml:space="preserve"> methods of fishing used in Cameroon. </w:t>
       </w:r>
       <w:r>
         <w:rPr>
@@ -1641,15 +1623,15 @@
           <w:sz w:val="24"/>
           <w:szCs w:val="24"/>
         </w:rPr>
-        <w:t xml:space="preserve">three</w:t>
-      </w:r>
-      <w:r>
-        <w:rPr>
-          <w:rFonts w:ascii="Times New Roman" w:cs="Times New Roman" w:eastAsia="Times New Roman" w:hAnsi="Times New Roman"/>
-          <w:sz w:val="24"/>
-          <w:szCs w:val="24"/>
-        </w:rPr>
-        <w:t xml:space="preserve"> causes of deforestation in Cameroon. </w:t>
+        <w:t xml:space="preserve">two</w:t>
+      </w:r>
+      <w:r>
+        <w:rPr>
+          <w:rFonts w:ascii="Times New Roman" w:cs="Times New Roman" w:eastAsia="Times New Roman" w:hAnsi="Times New Roman"/>
+          <w:sz w:val="24"/>
+          <w:szCs w:val="24"/>
+        </w:rPr>
+        <w:t xml:space="preserve"> advantages of fishing to the economy of Cameroon. </w:t>
       </w:r>
       <w:r>
         <w:rPr>
@@ -1659,7 +1641,7 @@
           <w:sz w:val="24"/>
           <w:szCs w:val="24"/>
         </w:rPr>
-        <w:t xml:space="preserve">(6 marks)</w:t>
+        <w:t xml:space="preserve">(4 marks)</w:t>
       </w:r>
     </w:p>
     <w:p>
@@ -1677,7 +1659,7 @@
           <w:sz w:val="24"/>
           <w:szCs w:val="24"/>
         </w:rPr>
-        <w:t xml:space="preserve">(c)	Suggest </w:t>
+        <w:t xml:space="preserve">(c)	State </w:t>
       </w:r>
       <w:r>
         <w:rPr>
@@ -1687,15 +1669,15 @@
           <w:sz w:val="24"/>
           <w:szCs w:val="24"/>
         </w:rPr>
-        <w:t xml:space="preserve">one</w:t>
-      </w:r>
-      <w:r>
-        <w:rPr>
-          <w:rFonts w:ascii="Times New Roman" w:cs="Times New Roman" w:eastAsia="Times New Roman" w:hAnsi="Times New Roman"/>
-          <w:sz w:val="24"/>
-          <w:szCs w:val="24"/>
-        </w:rPr>
-        <w:t xml:space="preserve"> measure that can reduce deforestation in Cameroon. </w:t>
+        <w:t xml:space="preserve">three</w:t>
+      </w:r>
+      <w:r>
+        <w:rPr>
+          <w:rFonts w:ascii="Times New Roman" w:cs="Times New Roman" w:eastAsia="Times New Roman" w:hAnsi="Times New Roman"/>
+          <w:sz w:val="24"/>
+          <w:szCs w:val="24"/>
+        </w:rPr>
+        <w:t xml:space="preserve"> economic benefits of the exploitation of mineral resources to Cameroon. </w:t>
       </w:r>
       <w:r>
         <w:rPr>
@@ -1705,12 +1687,12 @@
           <w:sz w:val="24"/>
           <w:szCs w:val="24"/>
         </w:rPr>
-        <w:t xml:space="preserve">(1 mark)</w:t>
+        <w:t xml:space="preserve">(3 marks)</w:t>
       </w:r>
     </w:p>
     <w:p>
       <w:pPr>
-        <w:spacing w:after="20" w:before="240"/>
+        <w:spacing w:after="0" w:before="160"/>
         <w:jc w:val="center"/>
       </w:pPr>
       <w:r>
@@ -1723,33 +1705,13 @@
         </w:rPr>
         <w:t xml:space="preserve">FACILITATORS:</w:t>
       </w:r>
-    </w:p>
-    <w:p>
-      <w:pPr>
-        <w:spacing w:after="0" w:before="0"/>
-        <w:jc w:val="center"/>
-      </w:pPr>
       <w:r>
         <w:rPr>
           <w:rFonts w:ascii="Times New Roman" w:cs="Times New Roman" w:eastAsia="Times New Roman" w:hAnsi="Times New Roman"/>
           <w:sz w:val="22"/>
           <w:szCs w:val="22"/>
         </w:rPr>
-        <w:t xml:space="preserve">Mme TSOGO Sylviane</w:t>
-      </w:r>
-    </w:p>
-    <w:p>
-      <w:pPr>
-        <w:spacing w:after="0" w:before="0"/>
-        <w:jc w:val="center"/>
-      </w:pPr>
-      <w:r>
-        <w:rPr>
-          <w:rFonts w:ascii="Times New Roman" w:cs="Times New Roman" w:eastAsia="Times New Roman" w:hAnsi="Times New Roman"/>
-          <w:sz w:val="22"/>
-          <w:szCs w:val="22"/>
-        </w:rPr>
-        <w:t xml:space="preserve">Mr NEBASIBI</w:t>
+        <w:t xml:space="preserve"> Mme TSOGO Sylviane  –  Mr NEBASIBI</w:t>
       </w:r>
     </w:p>
     <w:sectPr>

--- a/epreuves/2026-2027/Sequence_1/F5_Geography_Seq1_2026-2027.docx
+++ b/epreuves/2026-2027/Sequence_1/F5_Geography_Seq1_2026-2027.docx
@@ -1559,15 +1559,15 @@
           <w:tab w:val="left" w:pos="1500"/>
         </w:tabs>
         <w:spacing w:after="70" w:line="300"/>
-        <w:ind w:left="1000" w:hanging="600"/>
-      </w:pPr>
-      <w:r>
-        <w:rPr>
-          <w:rFonts w:ascii="Times New Roman" w:cs="Times New Roman" w:eastAsia="Times New Roman" w:hAnsi="Times New Roman"/>
-          <w:sz w:val="24"/>
-          <w:szCs w:val="24"/>
-        </w:rPr>
-        <w:t xml:space="preserve">(a)	Define fishing and state </w:t>
+        <w:ind w:left="1500" w:hanging="1100"/>
+      </w:pPr>
+      <w:r>
+        <w:rPr>
+          <w:rFonts w:ascii="Times New Roman" w:cs="Times New Roman" w:eastAsia="Times New Roman" w:hAnsi="Times New Roman"/>
+          <w:sz w:val="24"/>
+          <w:szCs w:val="24"/>
+        </w:rPr>
+        <w:t xml:space="preserve">(a)	(i)	Define fishing. </w:t>
       </w:r>
       <w:r>
         <w:rPr>
@@ -1577,15 +1577,25 @@
           <w:sz w:val="24"/>
           <w:szCs w:val="24"/>
         </w:rPr>
-        <w:t xml:space="preserve">two</w:t>
-      </w:r>
-      <w:r>
-        <w:rPr>
-          <w:rFonts w:ascii="Times New Roman" w:cs="Times New Roman" w:eastAsia="Times New Roman" w:hAnsi="Times New Roman"/>
-          <w:sz w:val="24"/>
-          <w:szCs w:val="24"/>
-        </w:rPr>
-        <w:t xml:space="preserve"> methods of fishing used in Cameroon. </w:t>
+        <w:t xml:space="preserve">(1 mark)</w:t>
+      </w:r>
+    </w:p>
+    <w:p>
+      <w:pPr>
+        <w:tabs>
+          <w:tab w:val="left" w:pos="1000"/>
+          <w:tab w:val="left" w:pos="1500"/>
+        </w:tabs>
+        <w:spacing w:after="70" w:line="300"/>
+        <w:ind w:left="1500" w:hanging="1100"/>
+      </w:pPr>
+      <w:r>
+        <w:rPr>
+          <w:rFonts w:ascii="Times New Roman" w:cs="Times New Roman" w:eastAsia="Times New Roman" w:hAnsi="Times New Roman"/>
+          <w:sz w:val="24"/>
+          <w:szCs w:val="24"/>
+        </w:rPr>
+        <w:t xml:space="preserve">	(ii)	Describe </w:t>
       </w:r>
       <w:r>
         <w:rPr>
@@ -1595,7 +1605,25 @@
           <w:sz w:val="24"/>
           <w:szCs w:val="24"/>
         </w:rPr>
-        <w:t xml:space="preserve">(3 marks)</w:t>
+        <w:t xml:space="preserve">two</w:t>
+      </w:r>
+      <w:r>
+        <w:rPr>
+          <w:rFonts w:ascii="Times New Roman" w:cs="Times New Roman" w:eastAsia="Times New Roman" w:hAnsi="Times New Roman"/>
+          <w:sz w:val="24"/>
+          <w:szCs w:val="24"/>
+        </w:rPr>
+        <w:t xml:space="preserve"> methods of fishing used in Cameroon. </w:t>
+      </w:r>
+      <w:r>
+        <w:rPr>
+          <w:rFonts w:ascii="Times New Roman" w:cs="Times New Roman" w:eastAsia="Times New Roman" w:hAnsi="Times New Roman"/>
+          <w:b/>
+          <w:bCs/>
+          <w:sz w:val="24"/>
+          <w:szCs w:val="24"/>
+        </w:rPr>
+        <w:t xml:space="preserve">(2 marks)</w:t>
       </w:r>
     </w:p>
     <w:p>
@@ -1631,7 +1659,7 @@
           <w:sz w:val="24"/>
           <w:szCs w:val="24"/>
         </w:rPr>
-        <w:t xml:space="preserve"> advantages of fishing to the economy of Cameroon. </w:t>
+        <w:t xml:space="preserve"> ways in which fishing contributes to the economy of Cameroon. </w:t>
       </w:r>
       <w:r>
         <w:rPr>
@@ -1659,7 +1687,7 @@
           <w:sz w:val="24"/>
           <w:szCs w:val="24"/>
         </w:rPr>
-        <w:t xml:space="preserve">(c)	State </w:t>
+        <w:t xml:space="preserve">(c)	Outline </w:t>
       </w:r>
       <w:r>
         <w:rPr>
@@ -1677,7 +1705,7 @@
           <w:sz w:val="24"/>
           <w:szCs w:val="24"/>
         </w:rPr>
-        <w:t xml:space="preserve"> economic benefits of the exploitation of mineral resources to Cameroon. </w:t>
+        <w:t xml:space="preserve"> economic benefits of the exploitation of mineral resources in Cameroon. </w:t>
       </w:r>
       <w:r>
         <w:rPr>
